--- a/DAW/DESPLIEGUE-AUTOMATIZADO.docx
+++ b/DAW/DESPLIEGUE-AUTOMATIZADO.docx
@@ -53,9 +53,9 @@
     <w:p>
       <w:r>
         <w:drawing>
-          <wp:inline distT="0" distB="0" distL="0" distR="0" wp14:anchorId="5125A4D1" wp14:editId="3E25F06C">
-            <wp:extent cx="5400040" cy="3267075"/>
-            <wp:effectExtent l="0" t="0" r="0" b="9525"/>
+          <wp:inline distT="0" distB="0" distL="0" distR="0" wp14:anchorId="5125A4D1" wp14:editId="5DD6EEC8">
+            <wp:extent cx="4893868" cy="2960836"/>
+            <wp:effectExtent l="0" t="0" r="2540" b="0"/>
             <wp:docPr id="268330648" name="Imagen 1" descr="Texto&#10;&#10;El contenido generado por IA puede ser incorrecto."/>
             <wp:cNvGraphicFramePr>
               <a:graphicFrameLocks xmlns:a="http://schemas.openxmlformats.org/drawingml/2006/main" noChangeAspect="1"/>
@@ -76,7 +76,195 @@
                   <pic:spPr>
                     <a:xfrm>
                       <a:off x="0" y="0"/>
-                      <a:ext cx="5400040" cy="3267075"/>
+                      <a:ext cx="4897530" cy="2963051"/>
+                    </a:xfrm>
+                    <a:prstGeom prst="rect">
+                      <a:avLst/>
+                    </a:prstGeom>
+                  </pic:spPr>
+                </pic:pic>
+              </a:graphicData>
+            </a:graphic>
+          </wp:inline>
+        </w:drawing>
+      </w:r>
+      <w:r>
+        <w:drawing>
+          <wp:inline distT="0" distB="0" distL="0" distR="0" wp14:anchorId="25AA5863" wp14:editId="6B4124F5">
+            <wp:extent cx="4411065" cy="4279314"/>
+            <wp:effectExtent l="0" t="0" r="8890" b="6985"/>
+            <wp:docPr id="675667386" name="Imagen 1" descr="Interfaz de usuario gráfica, Texto, Aplicación, Correo electrónico&#10;&#10;El contenido generado por IA puede ser incorrecto."/>
+            <wp:cNvGraphicFramePr>
+              <a:graphicFrameLocks xmlns:a="http://schemas.openxmlformats.org/drawingml/2006/main" noChangeAspect="1"/>
+            </wp:cNvGraphicFramePr>
+            <a:graphic xmlns:a="http://schemas.openxmlformats.org/drawingml/2006/main">
+              <a:graphicData uri="http://schemas.openxmlformats.org/drawingml/2006/picture">
+                <pic:pic xmlns:pic="http://schemas.openxmlformats.org/drawingml/2006/picture">
+                  <pic:nvPicPr>
+                    <pic:cNvPr id="675667386" name="Imagen 1" descr="Interfaz de usuario gráfica, Texto, Aplicación, Correo electrónico&#10;&#10;El contenido generado por IA puede ser incorrecto."/>
+                    <pic:cNvPicPr/>
+                  </pic:nvPicPr>
+                  <pic:blipFill>
+                    <a:blip r:embed="rId6"/>
+                    <a:stretch>
+                      <a:fillRect/>
+                    </a:stretch>
+                  </pic:blipFill>
+                  <pic:spPr>
+                    <a:xfrm>
+                      <a:off x="0" y="0"/>
+                      <a:ext cx="4414707" cy="4282848"/>
+                    </a:xfrm>
+                    <a:prstGeom prst="rect">
+                      <a:avLst/>
+                    </a:prstGeom>
+                  </pic:spPr>
+                </pic:pic>
+              </a:graphicData>
+            </a:graphic>
+          </wp:inline>
+        </w:drawing>
+      </w:r>
+      <w:r>
+        <w:lastRenderedPageBreak/>
+        <w:drawing>
+          <wp:inline distT="0" distB="0" distL="0" distR="0" wp14:anchorId="4C6D1982" wp14:editId="1A9C7E08">
+            <wp:extent cx="5400040" cy="1590040"/>
+            <wp:effectExtent l="0" t="0" r="0" b="0"/>
+            <wp:docPr id="496672910" name="Imagen 1" descr="Texto&#10;&#10;El contenido generado por IA puede ser incorrecto."/>
+            <wp:cNvGraphicFramePr>
+              <a:graphicFrameLocks xmlns:a="http://schemas.openxmlformats.org/drawingml/2006/main" noChangeAspect="1"/>
+            </wp:cNvGraphicFramePr>
+            <a:graphic xmlns:a="http://schemas.openxmlformats.org/drawingml/2006/main">
+              <a:graphicData uri="http://schemas.openxmlformats.org/drawingml/2006/picture">
+                <pic:pic xmlns:pic="http://schemas.openxmlformats.org/drawingml/2006/picture">
+                  <pic:nvPicPr>
+                    <pic:cNvPr id="496672910" name="Imagen 1" descr="Texto&#10;&#10;El contenido generado por IA puede ser incorrecto."/>
+                    <pic:cNvPicPr/>
+                  </pic:nvPicPr>
+                  <pic:blipFill>
+                    <a:blip r:embed="rId7"/>
+                    <a:stretch>
+                      <a:fillRect/>
+                    </a:stretch>
+                  </pic:blipFill>
+                  <pic:spPr>
+                    <a:xfrm>
+                      <a:off x="0" y="0"/>
+                      <a:ext cx="5400040" cy="1590040"/>
+                    </a:xfrm>
+                    <a:prstGeom prst="rect">
+                      <a:avLst/>
+                    </a:prstGeom>
+                  </pic:spPr>
+                </pic:pic>
+              </a:graphicData>
+            </a:graphic>
+          </wp:inline>
+        </w:drawing>
+      </w:r>
+      <w:r>
+        <w:drawing>
+          <wp:inline distT="0" distB="0" distL="0" distR="0" wp14:anchorId="583A6C78" wp14:editId="5835F78E">
+            <wp:extent cx="5400040" cy="110490"/>
+            <wp:effectExtent l="0" t="0" r="0" b="3810"/>
+            <wp:docPr id="1777927677" name="Imagen 1"/>
+            <wp:cNvGraphicFramePr>
+              <a:graphicFrameLocks xmlns:a="http://schemas.openxmlformats.org/drawingml/2006/main" noChangeAspect="1"/>
+            </wp:cNvGraphicFramePr>
+            <a:graphic xmlns:a="http://schemas.openxmlformats.org/drawingml/2006/main">
+              <a:graphicData uri="http://schemas.openxmlformats.org/drawingml/2006/picture">
+                <pic:pic xmlns:pic="http://schemas.openxmlformats.org/drawingml/2006/picture">
+                  <pic:nvPicPr>
+                    <pic:cNvPr id="1777927677" name=""/>
+                    <pic:cNvPicPr/>
+                  </pic:nvPicPr>
+                  <pic:blipFill>
+                    <a:blip r:embed="rId8"/>
+                    <a:stretch>
+                      <a:fillRect/>
+                    </a:stretch>
+                  </pic:blipFill>
+                  <pic:spPr>
+                    <a:xfrm>
+                      <a:off x="0" y="0"/>
+                      <a:ext cx="5400040" cy="110490"/>
+                    </a:xfrm>
+                    <a:prstGeom prst="rect">
+                      <a:avLst/>
+                    </a:prstGeom>
+                  </pic:spPr>
+                </pic:pic>
+              </a:graphicData>
+            </a:graphic>
+          </wp:inline>
+        </w:drawing>
+      </w:r>
+      <w:r>
+        <w:drawing>
+          <wp:inline distT="0" distB="0" distL="0" distR="0" wp14:anchorId="4F753D93" wp14:editId="6540FF46">
+            <wp:extent cx="5400040" cy="130175"/>
+            <wp:effectExtent l="0" t="0" r="0" b="3175"/>
+            <wp:docPr id="2094314361" name="Imagen 1"/>
+            <wp:cNvGraphicFramePr>
+              <a:graphicFrameLocks xmlns:a="http://schemas.openxmlformats.org/drawingml/2006/main" noChangeAspect="1"/>
+            </wp:cNvGraphicFramePr>
+            <a:graphic xmlns:a="http://schemas.openxmlformats.org/drawingml/2006/main">
+              <a:graphicData uri="http://schemas.openxmlformats.org/drawingml/2006/picture">
+                <pic:pic xmlns:pic="http://schemas.openxmlformats.org/drawingml/2006/picture">
+                  <pic:nvPicPr>
+                    <pic:cNvPr id="2094314361" name=""/>
+                    <pic:cNvPicPr/>
+                  </pic:nvPicPr>
+                  <pic:blipFill>
+                    <a:blip r:embed="rId9"/>
+                    <a:stretch>
+                      <a:fillRect/>
+                    </a:stretch>
+                  </pic:blipFill>
+                  <pic:spPr>
+                    <a:xfrm>
+                      <a:off x="0" y="0"/>
+                      <a:ext cx="5400040" cy="130175"/>
+                    </a:xfrm>
+                    <a:prstGeom prst="rect">
+                      <a:avLst/>
+                    </a:prstGeom>
+                  </pic:spPr>
+                </pic:pic>
+              </a:graphicData>
+            </a:graphic>
+          </wp:inline>
+        </w:drawing>
+      </w:r>
+    </w:p>
+    <w:p>
+      <w:r>
+        <w:drawing>
+          <wp:inline distT="0" distB="0" distL="0" distR="0" wp14:anchorId="11EA8448" wp14:editId="757E2DE5">
+            <wp:extent cx="5400040" cy="966470"/>
+            <wp:effectExtent l="0" t="0" r="0" b="5080"/>
+            <wp:docPr id="1200179106" name="Imagen 1"/>
+            <wp:cNvGraphicFramePr>
+              <a:graphicFrameLocks xmlns:a="http://schemas.openxmlformats.org/drawingml/2006/main" noChangeAspect="1"/>
+            </wp:cNvGraphicFramePr>
+            <a:graphic xmlns:a="http://schemas.openxmlformats.org/drawingml/2006/main">
+              <a:graphicData uri="http://schemas.openxmlformats.org/drawingml/2006/picture">
+                <pic:pic xmlns:pic="http://schemas.openxmlformats.org/drawingml/2006/picture">
+                  <pic:nvPicPr>
+                    <pic:cNvPr id="1200179106" name=""/>
+                    <pic:cNvPicPr/>
+                  </pic:nvPicPr>
+                  <pic:blipFill>
+                    <a:blip r:embed="rId10"/>
+                    <a:stretch>
+                      <a:fillRect/>
+                    </a:stretch>
+                  </pic:blipFill>
+                  <pic:spPr>
+                    <a:xfrm>
+                      <a:off x="0" y="0"/>
+                      <a:ext cx="5400040" cy="966470"/>
                     </a:xfrm>
                     <a:prstGeom prst="rect">
                       <a:avLst/>

--- a/DAW/DESPLIEGUE-AUTOMATIZADO.docx
+++ b/DAW/DESPLIEGUE-AUTOMATIZADO.docx
@@ -241,10 +241,10 @@
     <w:p>
       <w:r>
         <w:drawing>
-          <wp:inline distT="0" distB="0" distL="0" distR="0" wp14:anchorId="11EA8448" wp14:editId="757E2DE5">
+          <wp:inline distT="0" distB="0" distL="0" distR="0" wp14:anchorId="11EA8448" wp14:editId="4E101986">
             <wp:extent cx="5400040" cy="966470"/>
             <wp:effectExtent l="0" t="0" r="0" b="5080"/>
-            <wp:docPr id="1200179106" name="Imagen 1"/>
+            <wp:docPr id="1200179106" name="Imagen 1" descr="Texto&#10;&#10;El contenido generado por IA puede ser incorrecto."/>
             <wp:cNvGraphicFramePr>
               <a:graphicFrameLocks xmlns:a="http://schemas.openxmlformats.org/drawingml/2006/main" noChangeAspect="1"/>
             </wp:cNvGraphicFramePr>
@@ -252,7 +252,7 @@
               <a:graphicData uri="http://schemas.openxmlformats.org/drawingml/2006/picture">
                 <pic:pic xmlns:pic="http://schemas.openxmlformats.org/drawingml/2006/picture">
                   <pic:nvPicPr>
-                    <pic:cNvPr id="1200179106" name=""/>
+                    <pic:cNvPr id="1200179106" name="Imagen 1" descr="Texto&#10;&#10;El contenido generado por IA puede ser incorrecto."/>
                     <pic:cNvPicPr/>
                   </pic:nvPicPr>
                   <pic:blipFill>
@@ -265,6 +265,48 @@
                     <a:xfrm>
                       <a:off x="0" y="0"/>
                       <a:ext cx="5400040" cy="966470"/>
+                    </a:xfrm>
+                    <a:prstGeom prst="rect">
+                      <a:avLst/>
+                    </a:prstGeom>
+                  </pic:spPr>
+                </pic:pic>
+              </a:graphicData>
+            </a:graphic>
+          </wp:inline>
+        </w:drawing>
+      </w:r>
+    </w:p>
+    <w:p>
+      <w:r>
+        <w:t>He tenido que hacer un pull primero ya que al añadir un readme en el repositorio, en la instancia no estaba actualizado por lo que no me dejaba subir ningún cambio, una vez hecho el pull he hecho un commit y un push para subir todo al repositorio</w:t>
+      </w:r>
+      <w:r>
+        <w:drawing>
+          <wp:inline distT="0" distB="0" distL="0" distR="0" wp14:anchorId="7FBDBA6B" wp14:editId="0B9C7913">
+            <wp:extent cx="5400040" cy="2468245"/>
+            <wp:effectExtent l="0" t="0" r="0" b="8255"/>
+            <wp:docPr id="56299559" name="Imagen 1" descr="Texto&#10;&#10;El contenido generado por IA puede ser incorrecto."/>
+            <wp:cNvGraphicFramePr>
+              <a:graphicFrameLocks xmlns:a="http://schemas.openxmlformats.org/drawingml/2006/main" noChangeAspect="1"/>
+            </wp:cNvGraphicFramePr>
+            <a:graphic xmlns:a="http://schemas.openxmlformats.org/drawingml/2006/main">
+              <a:graphicData uri="http://schemas.openxmlformats.org/drawingml/2006/picture">
+                <pic:pic xmlns:pic="http://schemas.openxmlformats.org/drawingml/2006/picture">
+                  <pic:nvPicPr>
+                    <pic:cNvPr id="56299559" name="Imagen 1" descr="Texto&#10;&#10;El contenido generado por IA puede ser incorrecto."/>
+                    <pic:cNvPicPr/>
+                  </pic:nvPicPr>
+                  <pic:blipFill>
+                    <a:blip r:embed="rId11"/>
+                    <a:stretch>
+                      <a:fillRect/>
+                    </a:stretch>
+                  </pic:blipFill>
+                  <pic:spPr>
+                    <a:xfrm>
+                      <a:off x="0" y="0"/>
+                      <a:ext cx="5400040" cy="2468245"/>
                     </a:xfrm>
                     <a:prstGeom prst="rect">
                       <a:avLst/>
